--- a/backend/portal/product_assets/bj_docs/assets/technical-solution/template.docx
+++ b/backend/portal/product_assets/bj_docs/assets/technical-solution/template.docx
@@ -26,57 +26,6 @@
       <w:r>
         <w:rPr>
           <w:b/>
-          <w:lang w:eastAsia="zh-CN"/>
-        </w:rPr>
-      </w:r>
-    </w:p>
-    <w:p>
-      <w:pPr>
-        <w:spacing w:after="120" w:line="360" w:lineRule="auto"/>
-        <w:jc w:val="center"/>
-        <w:rPr>
-          <w:lang w:eastAsia="zh-CN"/>
-        </w:rPr>
-      </w:pPr>
-      <w:r>
-        <w:rPr>
-          <w:lang w:eastAsia="zh-CN"/>
-        </w:rPr>
-        <w:t xml:space="preserve">{{subtitle}}</w:t>
-      </w:r>
-    </w:p>
-    <w:p>
-      <w:pPr>
-        <w:spacing w:after="120" w:line="360" w:lineRule="auto"/>
-        <w:jc w:val="center"/>
-        <w:rPr>
-          <w:lang w:eastAsia="zh-CN"/>
-        </w:rPr>
-      </w:pPr>
-      <w:r>
-        <w:rPr>
-          <w:lang w:eastAsia="zh-CN"/>
-        </w:rPr>
-        <w:t xml:space="preserve">{{dat</w:t>
-      </w:r>
-      <w:r>
-        <w:rPr>
-          <w:lang w:eastAsia="zh-CN"/>
-        </w:rPr>
-        <w:t xml:space="preserve">e}}</w:t>
-      </w:r>
-      <w:r>
-        <w:rPr>
-          <w:lang w:eastAsia="zh-CN"/>
-        </w:rPr>
-      </w:r>
-      <w:r>
-        <w:rPr>
-          <w:lang w:eastAsia="zh-CN"/>
-        </w:rPr>
-      </w:r>
-      <w:r>
-        <w:rPr>
           <w:lang w:eastAsia="zh-CN"/>
         </w:rPr>
       </w:r>
